--- a/Space_News_04_08_2026.docx
+++ b/Space_News_04_08_2026.docx
@@ -370,7 +370,7 @@
           <w:rFonts w:ascii="Times New Roman" w:hAnsi="Times New Roman"/>
           <w:sz w:val="24"/>
         </w:rPr>
-        <w:t>ISRO launches on hold as government approval delays NVS-03 and GISAT-1A missions at Sriharikota (image: nextspaceflight.com) India's space program faces launch delays. NVS-03, GISAT-1A await government approval. Delays follow two PSLV mission failures. Did our AI summary help? Liked this AI Summary? Join our AI Workshop Register FREE India's space programme is facing an unexpected pause, with two strategically important satellites awaiting government approval for launch despite being ready for flight. The Indian Space Research Organisation (ISRO) has completed most pre-launch preparations for NVS-03 and GISAT-1A, but both missions remain on hold at the Satish Dhawan Space Centre in Sriharikota. According to sources, a GSLV Mk-II rocket assigned to one of the missions is also waiting at the launch site. Propellant filling had reportedly begun but was halted after launch clearance did not arrive, leaving the vehicle in standby mode. The delay comes amid heightened caution following two unsuccessful Polar Satellite Launch Vehicle (PSLV) missions over the past year. Why are the launches delayed? The current hold-up follows the failures of PSLV-C61 in May 2025 and PSLV-C62 in January 2026. While ISRO has acknowledged anomalies in the third stage of both missions, detailed investigation reports have not been released publicly. MC Science Desk Read the latest and trending science news-stay updated on NASA, ISRO, space missions, planets, asteroids, black holes, AI, quantum physics, galaxy discoveries, and more exciting breakthroughs.</w:t>
+        <w:t>ISRO launches on hold as government approval delays NVS-03 and GISAT-1A missions at Sriharikota Moneycontrol.com</w:t>
       </w:r>
     </w:p>
     <w:p>
